--- a/数控电源引脚及功能.docx
+++ b/数控电源引脚及功能.docx
@@ -10,7 +10,13 @@
         <w:rPr>
           <w:rFonts w:hint="eastAsia"/>
         </w:rPr>
-        <w:t>控制端：</w:t>
+        <w:t>操作</w:t>
+      </w:r>
+      <w:r>
+        <w:rPr>
+          <w:rFonts w:hint="eastAsia"/>
+        </w:rPr>
+        <w:t>端：</w:t>
       </w:r>
     </w:p>
     <w:p>

--- a/数控电源引脚及功能.docx
+++ b/数控电源引脚及功能.docx
@@ -1,10 +1,13 @@
 
 <file path=word/document.xml><?xml version="1.0" encoding="utf-8"?>
-<w:document xmlns:wpc="http://schemas.microsoft.com/office/word/2010/wordprocessingCanvas" xmlns:cx="http://schemas.microsoft.com/office/drawing/2014/chartex" xmlns:cx1="http://schemas.microsoft.com/office/drawing/2015/9/8/chartex" xmlns:cx2="http://schemas.microsoft.com/office/drawing/2015/10/21/chartex" xmlns:cx3="http://schemas.microsoft.com/office/drawing/2016/5/9/chartex" xmlns:cx4="http://schemas.microsoft.com/office/drawing/2016/5/10/chartex" xmlns:cx5="http://schemas.microsoft.com/office/drawing/2016/5/11/chartex" xmlns:cx6="http://schemas.microsoft.com/office/drawing/2016/5/12/chartex" xmlns:cx7="http://schemas.microsoft.com/office/drawing/2016/5/13/chartex" xmlns:cx8="http://schemas.microsoft.com/office/drawing/2016/5/14/chartex" xmlns:mc="http://schemas.openxmlformats.org/markup-compatibility/2006" xmlns:aink="http://schemas.microsoft.com/office/drawing/2016/ink" xmlns:am3d="http://schemas.microsoft.com/office/drawing/2017/model3d" xmlns:o="urn:schemas-microsoft-com:office:office" xmlns:r="http://schemas.openxmlformats.org/officeDocument/2006/relationships" xmlns:m="http://schemas.openxmlformats.org/officeDocument/2006/math" xmlns:v="urn:schemas-microsoft-com:vml" xmlns:wp14="http://schemas.microsoft.com/office/word/2010/wordprocessingDrawing" xmlns:wp="http://schemas.openxmlformats.org/drawingml/2006/wordprocessingDrawing" xmlns:w10="urn:schemas-microsoft-com:office:word" xmlns:w="http://schemas.openxmlformats.org/wordprocessingml/2006/main" xmlns:w14="http://schemas.microsoft.com/office/word/2010/wordml" xmlns:w15="http://schemas.microsoft.com/office/word/2012/wordml" xmlns:w16cex="http://schemas.microsoft.com/office/word/2018/wordml/cex" xmlns:w16cid="http://schemas.microsoft.com/office/word/2016/wordml/cid" xmlns:w16="http://schemas.microsoft.com/office/word/2018/wordml" xmlns:w16sdtdh="http://schemas.microsoft.com/office/word/2020/wordml/sdtdatahash" xmlns:w16se="http://schemas.microsoft.com/office/word/2015/wordml/symex" xmlns:wpg="http://schemas.microsoft.com/office/word/2010/wordprocessingGroup" xmlns:wpi="http://schemas.microsoft.com/office/word/2010/wordprocessingInk" xmlns:wne="http://schemas.microsoft.com/office/word/2006/wordml" xmlns:wps="http://schemas.microsoft.com/office/word/2010/wordprocessingShape" mc:Ignorable="w14 w15 w16se w16cid w16 w16cex w16sdtdh wp14">
+<w:document xmlns:wpc="http://schemas.microsoft.com/office/word/2010/wordprocessingCanvas" xmlns:cx="http://schemas.microsoft.com/office/drawing/2014/chartex" xmlns:cx1="http://schemas.microsoft.com/office/drawing/2015/9/8/chartex" xmlns:cx2="http://schemas.microsoft.com/office/drawing/2015/10/21/chartex" xmlns:cx3="http://schemas.microsoft.com/office/drawing/2016/5/9/chartex" xmlns:cx4="http://schemas.microsoft.com/office/drawing/2016/5/10/chartex" xmlns:cx5="http://schemas.microsoft.com/office/drawing/2016/5/11/chartex" xmlns:cx6="http://schemas.microsoft.com/office/drawing/2016/5/12/chartex" xmlns:cx7="http://schemas.microsoft.com/office/drawing/2016/5/13/chartex" xmlns:cx8="http://schemas.microsoft.com/office/drawing/2016/5/14/chartex" xmlns:mc="http://schemas.openxmlformats.org/markup-compatibility/2006" xmlns:aink="http://schemas.microsoft.com/office/drawing/2016/ink" xmlns:am3d="http://schemas.microsoft.com/office/drawing/2017/model3d" xmlns:o="urn:schemas-microsoft-com:office:office" xmlns:oel="http://schemas.microsoft.com/office/2019/extlst" xmlns:r="http://schemas.openxmlformats.org/officeDocument/2006/relationships" xmlns:m="http://schemas.openxmlformats.org/officeDocument/2006/math" xmlns:v="urn:schemas-microsoft-com:vml" xmlns:wp14="http://schemas.microsoft.com/office/word/2010/wordprocessingDrawing" xmlns:wp="http://schemas.openxmlformats.org/drawingml/2006/wordprocessingDrawing" xmlns:w10="urn:schemas-microsoft-com:office:word" xmlns:w="http://schemas.openxmlformats.org/wordprocessingml/2006/main" xmlns:w14="http://schemas.microsoft.com/office/word/2010/wordml" xmlns:w15="http://schemas.microsoft.com/office/word/2012/wordml" xmlns:w16cex="http://schemas.microsoft.com/office/word/2018/wordml/cex" xmlns:w16cid="http://schemas.microsoft.com/office/word/2016/wordml/cid" xmlns:w16="http://schemas.microsoft.com/office/word/2018/wordml" xmlns:w16du="http://schemas.microsoft.com/office/word/2023/wordml/word16du" xmlns:w16sdtdh="http://schemas.microsoft.com/office/word/2020/wordml/sdtdatahash" xmlns:w16sdtfl="http://schemas.microsoft.com/office/word/2024/wordml/sdtformatlock" xmlns:w16se="http://schemas.microsoft.com/office/word/2015/wordml/symex" xmlns:wpg="http://schemas.microsoft.com/office/word/2010/wordprocessingGroup" xmlns:wpi="http://schemas.microsoft.com/office/word/2010/wordprocessingInk" xmlns:wne="http://schemas.microsoft.com/office/word/2006/wordml" xmlns:wps="http://schemas.microsoft.com/office/word/2010/wordprocessingShape" mc:Ignorable="w14 w15 w16se w16cid w16 w16cex w16sdtdh w16sdtfl w16du wp14">
   <w:body>
     <w:p>
       <w:pPr>
         <w:pStyle w:val="1"/>
+        <w:rPr>
+          <w:rFonts w:hint="eastAsia"/>
+        </w:rPr>
       </w:pPr>
       <w:r>
         <w:rPr>
@@ -20,6 +23,11 @@
       </w:r>
     </w:p>
     <w:p>
+      <w:pPr>
+        <w:rPr>
+          <w:rFonts w:hint="eastAsia"/>
+        </w:rPr>
+      </w:pPr>
       <w:r>
         <w:rPr>
           <w:rFonts w:hint="eastAsia"/>
@@ -140,6 +148,11 @@
       </w:r>
     </w:p>
     <w:p>
+      <w:pPr>
+        <w:rPr>
+          <w:rFonts w:hint="eastAsia"/>
+        </w:rPr>
+      </w:pPr>
       <w:r>
         <w:rPr>
           <w:rFonts w:hint="eastAsia"/>
@@ -174,6 +187,11 @@
       </w:r>
     </w:p>
     <w:p>
+      <w:pPr>
+        <w:rPr>
+          <w:rFonts w:hint="eastAsia"/>
+        </w:rPr>
+      </w:pPr>
       <w:r>
         <w:rPr>
           <w:rFonts w:hint="eastAsia"/>
@@ -235,6 +253,11 @@
       </w:r>
     </w:p>
     <w:p>
+      <w:pPr>
+        <w:rPr>
+          <w:rFonts w:hint="eastAsia"/>
+        </w:rPr>
+      </w:pPr>
       <w:r>
         <w:rPr>
           <w:rFonts w:hint="eastAsia"/>
@@ -261,6 +284,11 @@
       </w:r>
     </w:p>
     <w:p>
+      <w:pPr>
+        <w:rPr>
+          <w:rFonts w:hint="eastAsia"/>
+        </w:rPr>
+      </w:pPr>
       <w:r>
         <w:rPr>
           <w:rFonts w:hint="eastAsia"/>
@@ -362,6 +390,11 @@
       </w:r>
     </w:p>
     <w:p>
+      <w:pPr>
+        <w:rPr>
+          <w:rFonts w:hint="eastAsia"/>
+        </w:rPr>
+      </w:pPr>
       <w:r>
         <w:rPr>
           <w:rFonts w:hint="eastAsia"/>
@@ -397,6 +430,11 @@
       </w:r>
     </w:p>
     <w:p>
+      <w:pPr>
+        <w:rPr>
+          <w:rFonts w:hint="eastAsia"/>
+        </w:rPr>
+      </w:pPr>
       <w:r>
         <w:rPr>
           <w:rFonts w:hint="eastAsia"/>
@@ -435,6 +473,11 @@
       </w:r>
     </w:p>
     <w:p>
+      <w:pPr>
+        <w:rPr>
+          <w:rFonts w:hint="eastAsia"/>
+        </w:rPr>
+      </w:pPr>
       <w:r>
         <w:rPr>
           <w:rFonts w:hint="eastAsia"/>
@@ -469,6 +512,9 @@
     <w:p>
       <w:pPr>
         <w:ind w:left="7980" w:hanging="7980"/>
+        <w:rPr>
+          <w:rFonts w:hint="eastAsia"/>
+        </w:rPr>
       </w:pPr>
       <w:r>
         <w:t>N</w:t>
@@ -490,6 +536,11 @@
       </w:r>
     </w:p>
     <w:p>
+      <w:pPr>
+        <w:rPr>
+          <w:rFonts w:hint="eastAsia"/>
+        </w:rPr>
+      </w:pPr>
       <w:r>
         <w:rPr>
           <w:rFonts w:hint="eastAsia"/>
@@ -518,6 +569,9 @@
     <w:p>
       <w:pPr>
         <w:ind w:left="4200" w:hanging="4200"/>
+        <w:rPr>
+          <w:rFonts w:hint="eastAsia"/>
+        </w:rPr>
       </w:pPr>
       <w:r>
         <w:rPr>
@@ -545,6 +599,11 @@
       </w:r>
     </w:p>
     <w:p>
+      <w:pPr>
+        <w:rPr>
+          <w:rFonts w:hint="eastAsia"/>
+        </w:rPr>
+      </w:pPr>
       <w:r>
         <w:rPr>
           <w:rFonts w:hint="eastAsia"/>
@@ -565,6 +624,11 @@
       </w:r>
     </w:p>
     <w:p>
+      <w:pPr>
+        <w:rPr>
+          <w:rFonts w:hint="eastAsia"/>
+        </w:rPr>
+      </w:pPr>
       <w:r>
         <w:rPr>
           <w:rFonts w:hint="eastAsia"/>
@@ -593,6 +657,9 @@
     <w:p>
       <w:pPr>
         <w:pStyle w:val="1"/>
+        <w:rPr>
+          <w:rFonts w:hint="eastAsia"/>
+        </w:rPr>
       </w:pPr>
       <w:r>
         <w:rPr>
@@ -602,6 +669,11 @@
       </w:r>
     </w:p>
     <w:p>
+      <w:pPr>
+        <w:rPr>
+          <w:rFonts w:hint="eastAsia"/>
+        </w:rPr>
+      </w:pPr>
       <w:r>
         <w:rPr>
           <w:rFonts w:hint="eastAsia"/>
@@ -626,6 +698,11 @@
       </w:r>
     </w:p>
     <w:p>
+      <w:pPr>
+        <w:rPr>
+          <w:rFonts w:hint="eastAsia"/>
+        </w:rPr>
+      </w:pPr>
       <w:r>
         <w:rPr>
           <w:rFonts w:hint="eastAsia"/>
@@ -699,6 +776,11 @@
       </w:r>
     </w:p>
     <w:p>
+      <w:pPr>
+        <w:rPr>
+          <w:rFonts w:hint="eastAsia"/>
+        </w:rPr>
+      </w:pPr>
       <w:r>
         <w:rPr>
           <w:rFonts w:hint="eastAsia"/>
@@ -719,6 +801,11 @@
       </w:r>
     </w:p>
     <w:p>
+      <w:pPr>
+        <w:rPr>
+          <w:rFonts w:hint="eastAsia"/>
+        </w:rPr>
+      </w:pPr>
       <w:r>
         <w:rPr>
           <w:rFonts w:hint="eastAsia"/>
@@ -741,6 +828,9 @@
     <w:p>
       <w:pPr>
         <w:ind w:left="4200" w:hanging="4200"/>
+        <w:rPr>
+          <w:rFonts w:hint="eastAsia"/>
+        </w:rPr>
       </w:pPr>
       <w:r>
         <w:rPr>
@@ -762,6 +852,11 @@
       </w:r>
     </w:p>
     <w:p>
+      <w:pPr>
+        <w:rPr>
+          <w:rFonts w:hint="eastAsia"/>
+        </w:rPr>
+      </w:pPr>
       <w:r>
         <w:rPr>
           <w:rFonts w:hint="eastAsia"/>
@@ -782,6 +877,11 @@
       </w:r>
     </w:p>
     <w:p>
+      <w:pPr>
+        <w:rPr>
+          <w:rFonts w:hint="eastAsia"/>
+        </w:rPr>
+      </w:pPr>
       <w:r>
         <w:rPr>
           <w:rFonts w:hint="eastAsia"/>
@@ -813,6 +913,9 @@
     <w:p>
       <w:pPr>
         <w:ind w:left="7980" w:hanging="7980"/>
+        <w:rPr>
+          <w:rFonts w:hint="eastAsia"/>
+        </w:rPr>
       </w:pPr>
       <w:r>
         <w:t>N</w:t>
@@ -834,6 +937,11 @@
       </w:r>
     </w:p>
     <w:p>
+      <w:pPr>
+        <w:rPr>
+          <w:rFonts w:hint="eastAsia"/>
+        </w:rPr>
+      </w:pPr>
       <w:r>
         <w:rPr>
           <w:rFonts w:hint="eastAsia"/>
@@ -845,6 +953,11 @@
       </w:r>
     </w:p>
     <w:p>
+      <w:pPr>
+        <w:rPr>
+          <w:rFonts w:hint="eastAsia"/>
+        </w:rPr>
+      </w:pPr>
       <w:r>
         <w:rPr>
           <w:rFonts w:hint="eastAsia"/>
@@ -856,6 +969,11 @@
       </w:r>
     </w:p>
     <w:p>
+      <w:pPr>
+        <w:rPr>
+          <w:rFonts w:hint="eastAsia"/>
+        </w:rPr>
+      </w:pPr>
       <w:r>
         <w:t>ADC</w:t>
       </w:r>
@@ -872,6 +990,12 @@
         <w:rPr>
           <w:rFonts w:hint="eastAsia"/>
         </w:rPr>
+        <w:t>（温度2）</w:t>
+      </w:r>
+      <w:r>
+        <w:rPr>
+          <w:rFonts w:hint="eastAsia"/>
+        </w:rPr>
         <w:t>、P</w:t>
       </w:r>
       <w:r>
@@ -881,6 +1005,12 @@
         <w:rPr>
           <w:rFonts w:hint="eastAsia"/>
         </w:rPr>
+        <w:t>（温度1）</w:t>
+      </w:r>
+      <w:r>
+        <w:rPr>
+          <w:rFonts w:hint="eastAsia"/>
+        </w:rPr>
         <w:t>、PB</w:t>
       </w:r>
       <w:r>
@@ -893,10 +1023,22 @@
         <w:rPr>
           <w:rFonts w:hint="eastAsia"/>
         </w:rPr>
+        <w:t>（12v输入电流）</w:t>
+      </w:r>
+      <w:r>
+        <w:rPr>
+          <w:rFonts w:hint="eastAsia"/>
+        </w:rPr>
         <w:t>、PB</w:t>
       </w:r>
       <w:r>
         <w:t>15</w:t>
+      </w:r>
+      <w:r>
+        <w:rPr>
+          <w:rFonts w:hint="eastAsia"/>
+        </w:rPr>
+        <w:t>（5v电流）</w:t>
       </w:r>
     </w:p>
     <w:sectPr>
@@ -910,7 +1052,7 @@
 </file>
 
 <file path=word/styles.xml><?xml version="1.0" encoding="utf-8"?>
-<w:styles xmlns:mc="http://schemas.openxmlformats.org/markup-compatibility/2006" xmlns:r="http://schemas.openxmlformats.org/officeDocument/2006/relationships" xmlns:w="http://schemas.openxmlformats.org/wordprocessingml/2006/main" xmlns:w14="http://schemas.microsoft.com/office/word/2010/wordml" xmlns:w15="http://schemas.microsoft.com/office/word/2012/wordml" xmlns:w16cex="http://schemas.microsoft.com/office/word/2018/wordml/cex" xmlns:w16cid="http://schemas.microsoft.com/office/word/2016/wordml/cid" xmlns:w16="http://schemas.microsoft.com/office/word/2018/wordml" xmlns:w16sdtdh="http://schemas.microsoft.com/office/word/2020/wordml/sdtdatahash" xmlns:w16se="http://schemas.microsoft.com/office/word/2015/wordml/symex" mc:Ignorable="w14 w15 w16se w16cid w16 w16cex w16sdtdh">
+<w:styles xmlns:mc="http://schemas.openxmlformats.org/markup-compatibility/2006" xmlns:r="http://schemas.openxmlformats.org/officeDocument/2006/relationships" xmlns:w="http://schemas.openxmlformats.org/wordprocessingml/2006/main" xmlns:w14="http://schemas.microsoft.com/office/word/2010/wordml" xmlns:w15="http://schemas.microsoft.com/office/word/2012/wordml" xmlns:w16cex="http://schemas.microsoft.com/office/word/2018/wordml/cex" xmlns:w16cid="http://schemas.microsoft.com/office/word/2016/wordml/cid" xmlns:w16="http://schemas.microsoft.com/office/word/2018/wordml" xmlns:w16du="http://schemas.microsoft.com/office/word/2023/wordml/word16du" xmlns:w16sdtdh="http://schemas.microsoft.com/office/word/2020/wordml/sdtdatahash" xmlns:w16sdtfl="http://schemas.microsoft.com/office/word/2024/wordml/sdtformatlock" xmlns:w16se="http://schemas.microsoft.com/office/word/2015/wordml/symex" mc:Ignorable="w14 w15 w16se w16cid w16 w16cex w16sdtdh w16sdtfl w16du">
   <w:docDefaults>
     <w:rPrDefault>
       <w:rPr>

--- a/数控电源引脚及功能.docx
+++ b/数控电源引脚及功能.docx
@@ -611,16 +611,34 @@
         <w:t>U</w:t>
       </w:r>
       <w:r>
-        <w:t>SB:PA11(DP)</w:t>
-      </w:r>
-      <w:r>
-        <w:rPr>
-          <w:rFonts w:hint="eastAsia"/>
-        </w:rPr>
-        <w:t>、P</w:t>
-      </w:r>
-      <w:r>
-        <w:t>A12(DM)</w:t>
+        <w:t>SB:PA11(D</w:t>
+      </w:r>
+      <w:r>
+        <w:rPr>
+          <w:rFonts w:hint="eastAsia"/>
+        </w:rPr>
+        <w:t>M</w:t>
+      </w:r>
+      <w:r>
+        <w:t>)</w:t>
+      </w:r>
+      <w:r>
+        <w:rPr>
+          <w:rFonts w:hint="eastAsia"/>
+        </w:rPr>
+        <w:t>、P</w:t>
+      </w:r>
+      <w:r>
+        <w:t>A12(D</w:t>
+      </w:r>
+      <w:r>
+        <w:rPr>
+          <w:rFonts w:hint="eastAsia"/>
+        </w:rPr>
+        <w:t>P</w:t>
+      </w:r>
+      <w:r>
+        <w:t>)</w:t>
       </w:r>
     </w:p>
     <w:p>
